--- a/docs/marketing/Ayla-产品介绍.docx
+++ b/docs/marketing/Ayla-产品介绍.docx
@@ -740,7 +740,7 @@
           <w:rFonts w:ascii="Calibri" w:hAnsi="Calibri" w:eastAsia="微软雅黑"/>
           <w:sz w:val="21"/>
         </w:rPr>
-        <w:t xml:space="preserve"> → 拖出方框框住目标区域 → 本机 OCR 识别 → 自动翻译。</w:t>
+        <w:t xml:space="preserve"> → 屏幕顶部出现「拖拽选择区域 · Esc 取消」提示 → 拖出方框框住目标区域 → 本机 OCR 识别 → 自动翻译（识别文本会做断词与换行规整）。</w:t>
       </w:r>
     </w:p>
     <w:p>
@@ -1380,7 +1380,7 @@
       <w:r>
         <w:drawing>
           <wp:inline xmlns:a="http://schemas.openxmlformats.org/drawingml/2006/main" xmlns:pic="http://schemas.openxmlformats.org/drawingml/2006/picture">
-            <wp:extent cx="5400000" cy="4781753"/>
+            <wp:extent cx="5400000" cy="4888673"/>
             <wp:docPr id="4" name="Picture 4"/>
             <wp:cNvGraphicFramePr>
               <a:graphicFrameLocks noChangeAspect="1"/>
@@ -1401,7 +1401,7 @@
                   <pic:spPr>
                     <a:xfrm>
                       <a:off x="0" y="0"/>
-                      <a:ext cx="5400000" cy="4781753"/>
+                      <a:ext cx="5400000" cy="4888673"/>
                     </a:xfrm>
                     <a:prstGeom prst="rect"/>
                   </pic:spPr>
@@ -1432,7 +1432,7 @@
       <w:r>
         <w:drawing>
           <wp:inline xmlns:a="http://schemas.openxmlformats.org/drawingml/2006/main" xmlns:pic="http://schemas.openxmlformats.org/drawingml/2006/picture">
-            <wp:extent cx="5400000" cy="4781753"/>
+            <wp:extent cx="5400000" cy="4888673"/>
             <wp:docPr id="5" name="Picture 5"/>
             <wp:cNvGraphicFramePr>
               <a:graphicFrameLocks noChangeAspect="1"/>
@@ -1453,7 +1453,7 @@
                   <pic:spPr>
                     <a:xfrm>
                       <a:off x="0" y="0"/>
-                      <a:ext cx="5400000" cy="4781753"/>
+                      <a:ext cx="5400000" cy="4888673"/>
                     </a:xfrm>
                     <a:prstGeom prst="rect"/>
                   </pic:spPr>
@@ -1683,7 +1683,22 @@
                 <w:rFonts w:ascii="Calibri" w:hAnsi="Calibri" w:eastAsia="微软雅黑"/>
                 <w:sz w:val="19"/>
               </w:rPr>
-              <w:t>接口地址、模型名、API Key（本地加密存储，不回显明文）</w:t>
+              <w:t>接口地址、模型名、API Key（本地加密存储，不回显明文）、</w:t>
+            </w:r>
+            <w:r>
+              <w:rPr>
+                <w:rFonts w:ascii="Calibri" w:hAnsi="Calibri" w:eastAsia="微软雅黑"/>
+                <w:b/>
+                <w:sz w:val="19"/>
+              </w:rPr>
+              <w:t>验证连接</w:t>
+            </w:r>
+            <w:r>
+              <w:rPr>
+                <w:rFonts w:ascii="Calibri" w:hAnsi="Calibri" w:eastAsia="微软雅黑"/>
+                <w:sz w:val="19"/>
+              </w:rPr>
+              <w:t>（一键实测当前配置）</w:t>
             </w:r>
           </w:p>
         </w:tc>
@@ -1833,7 +1848,22 @@
                 <w:rFonts w:ascii="Calibri" w:hAnsi="Calibri" w:eastAsia="微软雅黑"/>
                 <w:sz w:val="19"/>
               </w:rPr>
-              <w:t>开机自启、界面语言（九语种）、主题（亮 / 暗 / 跟随系统）</w:t>
+              <w:t>开机自启、界面语言（九语种）、主题（亮 / 暗 / 跟随系统）、</w:t>
+            </w:r>
+            <w:r>
+              <w:rPr>
+                <w:rFonts w:ascii="Calibri" w:hAnsi="Calibri" w:eastAsia="微软雅黑"/>
+                <w:b/>
+                <w:sz w:val="19"/>
+              </w:rPr>
+              <w:t>恢复默认设置</w:t>
+            </w:r>
+            <w:r>
+              <w:rPr>
+                <w:rFonts w:ascii="Calibri" w:hAnsi="Calibri" w:eastAsia="微软雅黑"/>
+                <w:sz w:val="19"/>
+              </w:rPr>
+              <w:t>（保留密钥与引导状态）</w:t>
             </w:r>
           </w:p>
         </w:tc>
@@ -1847,7 +1877,7 @@
       <w:r>
         <w:drawing>
           <wp:inline xmlns:a="http://schemas.openxmlformats.org/drawingml/2006/main" xmlns:pic="http://schemas.openxmlformats.org/drawingml/2006/picture">
-            <wp:extent cx="5400000" cy="4023320"/>
+            <wp:extent cx="5400000" cy="4034118"/>
             <wp:docPr id="6" name="Picture 6"/>
             <wp:cNvGraphicFramePr>
               <a:graphicFrameLocks noChangeAspect="1"/>
@@ -1868,7 +1898,7 @@
                   <pic:spPr>
                     <a:xfrm>
                       <a:off x="0" y="0"/>
-                      <a:ext cx="5400000" cy="4023320"/>
+                      <a:ext cx="5400000" cy="4034118"/>
                     </a:xfrm>
                     <a:prstGeom prst="rect"/>
                   </pic:spPr>
@@ -1899,7 +1929,7 @@
       <w:r>
         <w:drawing>
           <wp:inline xmlns:a="http://schemas.openxmlformats.org/drawingml/2006/main" xmlns:pic="http://schemas.openxmlformats.org/drawingml/2006/picture">
-            <wp:extent cx="5400000" cy="4023320"/>
+            <wp:extent cx="5400000" cy="4034118"/>
             <wp:docPr id="7" name="Picture 7"/>
             <wp:cNvGraphicFramePr>
               <a:graphicFrameLocks noChangeAspect="1"/>
@@ -1920,7 +1950,7 @@
                   <pic:spPr>
                     <a:xfrm>
                       <a:off x="0" y="0"/>
-                      <a:ext cx="5400000" cy="4023320"/>
+                      <a:ext cx="5400000" cy="4034118"/>
                     </a:xfrm>
                     <a:prstGeom prst="rect"/>
                   </pic:spPr>
@@ -2121,6 +2151,42 @@
           <w:sz w:val="21"/>
         </w:rPr>
         <w:t>输入框高度可拖动并记忆</w:t>
+      </w:r>
+    </w:p>
+    <w:p>
+      <w:pPr>
+        <w:pStyle w:val="ListBullet"/>
+      </w:pPr>
+      <w:r>
+        <w:rPr>
+          <w:rFonts w:ascii="Calibri" w:hAnsi="Calibri" w:eastAsia="微软雅黑"/>
+          <w:sz w:val="21"/>
+        </w:rPr>
+        <w:t>识别文本自动规整（跨行断词合并、连字符/破折号归一，中英混排不产生多余空格）</w:t>
+      </w:r>
+    </w:p>
+    <w:p>
+      <w:pPr>
+        <w:pStyle w:val="ListBullet"/>
+      </w:pPr>
+      <w:r>
+        <w:rPr>
+          <w:rFonts w:ascii="Calibri" w:hAnsi="Calibri" w:eastAsia="微软雅黑"/>
+          <w:sz w:val="21"/>
+        </w:rPr>
+        <w:t>设置页内置「验证连接」，改配置后可当场实测连通性</w:t>
+      </w:r>
+    </w:p>
+    <w:p>
+      <w:pPr>
+        <w:pStyle w:val="ListBullet"/>
+      </w:pPr>
+      <w:r>
+        <w:rPr>
+          <w:rFonts w:ascii="Calibri" w:hAnsi="Calibri" w:eastAsia="微软雅黑"/>
+          <w:sz w:val="21"/>
+        </w:rPr>
+        <w:t>「恢复默认设置」一键还原（保留 API Key、引导状态与界面语言）</w:t>
       </w:r>
     </w:p>
     <w:p>
